--- a/LabWork1/lab1.docx
+++ b/LabWork1/lab1.docx
@@ -585,8 +585,460 @@
           <w:lang w:val="en-US"/>
         </w:rPr>
       </w:pPr>
+      <w:r>
+        <w:rPr>
+          <w:rFonts w:ascii="Times New Roman" w:hAnsi="Times New Roman" w:cs="Times New Roman"/>
+          <w:sz w:val="24"/>
+          <w:lang w:val="en-US"/>
+        </w:rPr>
+        <w:t>1-</w:t>
+      </w:r>
+      <w:proofErr w:type="spellStart"/>
+      <w:r>
+        <w:rPr>
+          <w:rFonts w:ascii="Times New Roman" w:hAnsi="Times New Roman" w:cs="Times New Roman"/>
+          <w:sz w:val="24"/>
+        </w:rPr>
+        <w:t>ая</w:t>
+      </w:r>
+      <w:proofErr w:type="spellEnd"/>
+      <w:r>
+        <w:rPr>
+          <w:rFonts w:ascii="Times New Roman" w:hAnsi="Times New Roman" w:cs="Times New Roman"/>
+          <w:sz w:val="24"/>
+        </w:rPr>
+        <w:t xml:space="preserve"> итерация</w:t>
+      </w:r>
+      <w:r>
+        <w:rPr>
+          <w:rFonts w:ascii="Times New Roman" w:hAnsi="Times New Roman" w:cs="Times New Roman"/>
+          <w:sz w:val="24"/>
+          <w:lang w:val="en-US"/>
+        </w:rPr>
+        <w:t>:</w:t>
+      </w:r>
+    </w:p>
+    <w:p>
+      <w:pPr>
+        <w:rPr>
+          <w:rFonts w:ascii="Times New Roman" w:hAnsi="Times New Roman" w:cs="Times New Roman"/>
+          <w:sz w:val="24"/>
+        </w:rPr>
+      </w:pPr>
+      <w:r>
+        <w:rPr>
+          <w:rFonts w:ascii="Times New Roman" w:hAnsi="Times New Roman" w:cs="Times New Roman"/>
+          <w:sz w:val="24"/>
+        </w:rPr>
+        <w:t>Было произведено создание модели данных пользователя и создание методов для экспорта данных о пользователях.</w:t>
+      </w:r>
+    </w:p>
+    <w:p>
+      <w:pPr>
+        <w:rPr>
+          <w:rFonts w:ascii="Times New Roman" w:hAnsi="Times New Roman" w:cs="Times New Roman"/>
+          <w:sz w:val="24"/>
+        </w:rPr>
+      </w:pPr>
+      <w:r>
+        <w:rPr>
+          <w:rFonts w:ascii="Times New Roman" w:hAnsi="Times New Roman" w:cs="Times New Roman"/>
+          <w:sz w:val="24"/>
+        </w:rPr>
+        <w:t>Следующие шаги</w:t>
+      </w:r>
+      <w:r>
+        <w:rPr>
+          <w:rFonts w:ascii="Times New Roman" w:hAnsi="Times New Roman" w:cs="Times New Roman"/>
+          <w:sz w:val="24"/>
+        </w:rPr>
+        <w:t xml:space="preserve">: </w:t>
+      </w:r>
+      <w:r>
+        <w:rPr>
+          <w:rFonts w:ascii="Times New Roman" w:hAnsi="Times New Roman" w:cs="Times New Roman"/>
+          <w:sz w:val="24"/>
+        </w:rPr>
+        <w:t>создание методов для импорта данных о пользователях</w:t>
+      </w:r>
+    </w:p>
+    <w:p>
+      <w:pPr>
+        <w:rPr>
+          <w:rFonts w:ascii="Times New Roman" w:hAnsi="Times New Roman" w:cs="Times New Roman"/>
+          <w:sz w:val="24"/>
+        </w:rPr>
+      </w:pPr>
+      <w:r>
+        <w:rPr>
+          <w:rFonts w:ascii="Times New Roman" w:hAnsi="Times New Roman" w:cs="Times New Roman"/>
+          <w:sz w:val="24"/>
+        </w:rPr>
+        <w:t>Проблемы</w:t>
+      </w:r>
+      <w:r>
+        <w:rPr>
+          <w:rFonts w:ascii="Times New Roman" w:hAnsi="Times New Roman" w:cs="Times New Roman"/>
+          <w:sz w:val="24"/>
+        </w:rPr>
+        <w:t xml:space="preserve">: </w:t>
+      </w:r>
+      <w:r>
+        <w:rPr>
+          <w:rFonts w:ascii="Times New Roman" w:hAnsi="Times New Roman" w:cs="Times New Roman"/>
+          <w:sz w:val="24"/>
+        </w:rPr>
+        <w:t xml:space="preserve">некорректный экспорт данных пользователей в </w:t>
+      </w:r>
+      <w:r>
+        <w:rPr>
+          <w:rFonts w:ascii="Times New Roman" w:hAnsi="Times New Roman" w:cs="Times New Roman"/>
+          <w:sz w:val="24"/>
+          <w:lang w:val="en-US"/>
+        </w:rPr>
+        <w:t>JSON</w:t>
+      </w:r>
+    </w:p>
+    <w:p>
+      <w:pPr>
+        <w:rPr>
+          <w:rFonts w:ascii="Times New Roman" w:hAnsi="Times New Roman" w:cs="Times New Roman"/>
+          <w:sz w:val="24"/>
+        </w:rPr>
+      </w:pPr>
+      <w:r>
+        <w:rPr>
+          <w:rFonts w:ascii="Times New Roman" w:hAnsi="Times New Roman" w:cs="Times New Roman"/>
+          <w:sz w:val="24"/>
+        </w:rPr>
+        <w:t>2-</w:t>
+      </w:r>
+      <w:r>
+        <w:rPr>
+          <w:rFonts w:ascii="Times New Roman" w:hAnsi="Times New Roman" w:cs="Times New Roman"/>
+          <w:sz w:val="24"/>
+        </w:rPr>
+        <w:t>ая итерация</w:t>
+      </w:r>
+      <w:r>
+        <w:rPr>
+          <w:rFonts w:ascii="Times New Roman" w:hAnsi="Times New Roman" w:cs="Times New Roman"/>
+          <w:sz w:val="24"/>
+        </w:rPr>
+        <w:t>:</w:t>
+      </w:r>
+    </w:p>
+    <w:p>
+      <w:pPr>
+        <w:rPr>
+          <w:rFonts w:ascii="Times New Roman" w:hAnsi="Times New Roman" w:cs="Times New Roman"/>
+          <w:sz w:val="24"/>
+        </w:rPr>
+      </w:pPr>
+      <w:r>
+        <w:rPr>
+          <w:rFonts w:ascii="Times New Roman" w:hAnsi="Times New Roman" w:cs="Times New Roman"/>
+          <w:sz w:val="24"/>
+        </w:rPr>
+        <w:t>Создание окна логина в приложение</w:t>
+      </w:r>
+    </w:p>
+    <w:p>
+      <w:pPr>
+        <w:rPr>
+          <w:rFonts w:ascii="Times New Roman" w:hAnsi="Times New Roman" w:cs="Times New Roman"/>
+          <w:sz w:val="24"/>
+        </w:rPr>
+      </w:pPr>
+      <w:r>
+        <w:rPr>
+          <w:rFonts w:ascii="Times New Roman" w:hAnsi="Times New Roman" w:cs="Times New Roman"/>
+          <w:sz w:val="24"/>
+        </w:rPr>
+        <w:t>Следующие шаги</w:t>
+      </w:r>
+      <w:r>
+        <w:rPr>
+          <w:rFonts w:ascii="Times New Roman" w:hAnsi="Times New Roman" w:cs="Times New Roman"/>
+          <w:sz w:val="24"/>
+        </w:rPr>
+        <w:t xml:space="preserve">: </w:t>
+      </w:r>
+      <w:r>
+        <w:rPr>
+          <w:rFonts w:ascii="Times New Roman" w:hAnsi="Times New Roman" w:cs="Times New Roman"/>
+          <w:sz w:val="24"/>
+        </w:rPr>
+        <w:t>создание окна регистрации и списка пользователей.</w:t>
+      </w:r>
+    </w:p>
+    <w:p>
+      <w:pPr>
+        <w:rPr>
+          <w:rFonts w:ascii="Times New Roman" w:hAnsi="Times New Roman" w:cs="Times New Roman"/>
+          <w:sz w:val="24"/>
+        </w:rPr>
+      </w:pPr>
+      <w:r>
+        <w:rPr>
+          <w:rFonts w:ascii="Times New Roman" w:hAnsi="Times New Roman" w:cs="Times New Roman"/>
+          <w:sz w:val="24"/>
+        </w:rPr>
+        <w:t>3</w:t>
+      </w:r>
+      <w:r>
+        <w:rPr>
+          <w:rFonts w:ascii="Times New Roman" w:hAnsi="Times New Roman" w:cs="Times New Roman"/>
+          <w:sz w:val="24"/>
+        </w:rPr>
+        <w:t>-</w:t>
+      </w:r>
+      <w:r>
+        <w:rPr>
+          <w:rFonts w:ascii="Times New Roman" w:hAnsi="Times New Roman" w:cs="Times New Roman"/>
+          <w:sz w:val="24"/>
+        </w:rPr>
+        <w:t>ая итерация</w:t>
+      </w:r>
+      <w:r>
+        <w:rPr>
+          <w:rFonts w:ascii="Times New Roman" w:hAnsi="Times New Roman" w:cs="Times New Roman"/>
+          <w:sz w:val="24"/>
+        </w:rPr>
+        <w:t>:</w:t>
+      </w:r>
+    </w:p>
+    <w:p>
+      <w:pPr>
+        <w:rPr>
+          <w:rFonts w:ascii="Times New Roman" w:hAnsi="Times New Roman" w:cs="Times New Roman"/>
+          <w:sz w:val="24"/>
+        </w:rPr>
+      </w:pPr>
+      <w:r>
+        <w:rPr>
+          <w:rFonts w:ascii="Times New Roman" w:hAnsi="Times New Roman" w:cs="Times New Roman"/>
+          <w:sz w:val="24"/>
+        </w:rPr>
+        <w:t>Созданы методы для импорта данных о пользователях в приложение.</w:t>
+      </w:r>
+    </w:p>
+    <w:p>
+      <w:pPr>
+        <w:rPr>
+          <w:rFonts w:ascii="Times New Roman" w:hAnsi="Times New Roman" w:cs="Times New Roman"/>
+          <w:sz w:val="24"/>
+        </w:rPr>
+      </w:pPr>
+      <w:r>
+        <w:rPr>
+          <w:rFonts w:ascii="Times New Roman" w:hAnsi="Times New Roman" w:cs="Times New Roman"/>
+          <w:sz w:val="24"/>
+        </w:rPr>
+        <w:t>Проблемы</w:t>
+      </w:r>
+      <w:r>
+        <w:rPr>
+          <w:rFonts w:ascii="Times New Roman" w:hAnsi="Times New Roman" w:cs="Times New Roman"/>
+          <w:sz w:val="24"/>
+        </w:rPr>
+        <w:t xml:space="preserve">: </w:t>
+      </w:r>
+      <w:r>
+        <w:rPr>
+          <w:rFonts w:ascii="Times New Roman" w:hAnsi="Times New Roman" w:cs="Times New Roman"/>
+          <w:sz w:val="24"/>
+        </w:rPr>
+        <w:t>возникновение исключений при работе с файлами</w:t>
+      </w:r>
+    </w:p>
+    <w:p>
+      <w:pPr>
+        <w:rPr>
+          <w:rFonts w:ascii="Times New Roman" w:hAnsi="Times New Roman" w:cs="Times New Roman"/>
+          <w:sz w:val="24"/>
+        </w:rPr>
+      </w:pPr>
+      <w:r>
+        <w:rPr>
+          <w:rFonts w:ascii="Times New Roman" w:hAnsi="Times New Roman" w:cs="Times New Roman"/>
+          <w:sz w:val="24"/>
+        </w:rPr>
+        <w:t>4</w:t>
+      </w:r>
+      <w:r>
+        <w:rPr>
+          <w:rFonts w:ascii="Times New Roman" w:hAnsi="Times New Roman" w:cs="Times New Roman"/>
+          <w:sz w:val="24"/>
+        </w:rPr>
+        <w:t>-</w:t>
+      </w:r>
+      <w:r>
+        <w:rPr>
+          <w:rFonts w:ascii="Times New Roman" w:hAnsi="Times New Roman" w:cs="Times New Roman"/>
+          <w:sz w:val="24"/>
+        </w:rPr>
+        <w:t>ая итерация</w:t>
+      </w:r>
+      <w:r>
+        <w:rPr>
+          <w:rFonts w:ascii="Times New Roman" w:hAnsi="Times New Roman" w:cs="Times New Roman"/>
+          <w:sz w:val="24"/>
+        </w:rPr>
+        <w:t>:</w:t>
+      </w:r>
+    </w:p>
+    <w:p>
+      <w:pPr>
+        <w:rPr>
+          <w:rFonts w:ascii="Times New Roman" w:hAnsi="Times New Roman" w:cs="Times New Roman"/>
+          <w:sz w:val="24"/>
+        </w:rPr>
+      </w:pPr>
+      <w:r>
+        <w:rPr>
+          <w:rFonts w:ascii="Times New Roman" w:hAnsi="Times New Roman" w:cs="Times New Roman"/>
+          <w:sz w:val="24"/>
+        </w:rPr>
+        <w:t>Разработаны окна регистрации и списка пользователей, начало разработки логики логина пользователя.</w:t>
+      </w:r>
+    </w:p>
+    <w:p>
+      <w:pPr>
+        <w:rPr>
+          <w:rFonts w:ascii="Times New Roman" w:hAnsi="Times New Roman" w:cs="Times New Roman"/>
+          <w:sz w:val="24"/>
+        </w:rPr>
+      </w:pPr>
+      <w:r>
+        <w:rPr>
+          <w:rFonts w:ascii="Times New Roman" w:hAnsi="Times New Roman" w:cs="Times New Roman"/>
+          <w:sz w:val="24"/>
+        </w:rPr>
+        <w:t>Следующие шаги</w:t>
+      </w:r>
+      <w:r>
+        <w:rPr>
+          <w:rFonts w:ascii="Times New Roman" w:hAnsi="Times New Roman" w:cs="Times New Roman"/>
+          <w:sz w:val="24"/>
+        </w:rPr>
+        <w:t xml:space="preserve">: </w:t>
+      </w:r>
+      <w:r>
+        <w:rPr>
+          <w:rFonts w:ascii="Times New Roman" w:hAnsi="Times New Roman" w:cs="Times New Roman"/>
+          <w:sz w:val="24"/>
+        </w:rPr>
+        <w:t>разработка логики регистрации и логина пользователя</w:t>
+      </w:r>
+    </w:p>
+    <w:p>
+      <w:pPr>
+        <w:rPr>
+          <w:rFonts w:ascii="Times New Roman" w:hAnsi="Times New Roman" w:cs="Times New Roman"/>
+          <w:sz w:val="24"/>
+        </w:rPr>
+      </w:pPr>
+      <w:r>
+        <w:rPr>
+          <w:rFonts w:ascii="Times New Roman" w:hAnsi="Times New Roman" w:cs="Times New Roman"/>
+          <w:sz w:val="24"/>
+        </w:rPr>
+        <w:t>5</w:t>
+      </w:r>
+      <w:r>
+        <w:rPr>
+          <w:rFonts w:ascii="Times New Roman" w:hAnsi="Times New Roman" w:cs="Times New Roman"/>
+          <w:sz w:val="24"/>
+        </w:rPr>
+        <w:t>-</w:t>
+      </w:r>
+      <w:r>
+        <w:rPr>
+          <w:rFonts w:ascii="Times New Roman" w:hAnsi="Times New Roman" w:cs="Times New Roman"/>
+          <w:sz w:val="24"/>
+        </w:rPr>
+        <w:t>ая итерация</w:t>
+      </w:r>
+      <w:r>
+        <w:rPr>
+          <w:rFonts w:ascii="Times New Roman" w:hAnsi="Times New Roman" w:cs="Times New Roman"/>
+          <w:sz w:val="24"/>
+        </w:rPr>
+        <w:t>:</w:t>
+      </w:r>
+    </w:p>
+    <w:p>
+      <w:pPr>
+        <w:rPr>
+          <w:rFonts w:ascii="Times New Roman" w:hAnsi="Times New Roman" w:cs="Times New Roman"/>
+          <w:sz w:val="24"/>
+        </w:rPr>
+      </w:pPr>
+      <w:r>
+        <w:rPr>
+          <w:rFonts w:ascii="Times New Roman" w:hAnsi="Times New Roman" w:cs="Times New Roman"/>
+          <w:sz w:val="24"/>
+        </w:rPr>
+        <w:t>Реализация функций импорта и экспорта данных в само приложение.</w:t>
+      </w:r>
+    </w:p>
+    <w:p>
+      <w:pPr>
+        <w:rPr>
+          <w:rFonts w:ascii="Times New Roman" w:hAnsi="Times New Roman" w:cs="Times New Roman"/>
+          <w:sz w:val="24"/>
+          <w:lang w:val="en-US"/>
+        </w:rPr>
+      </w:pPr>
+      <w:r>
+        <w:rPr>
+          <w:rFonts w:ascii="Times New Roman" w:hAnsi="Times New Roman" w:cs="Times New Roman"/>
+          <w:sz w:val="24"/>
+        </w:rPr>
+        <w:t>6-ая итерация</w:t>
+      </w:r>
+      <w:r>
+        <w:rPr>
+          <w:rFonts w:ascii="Times New Roman" w:hAnsi="Times New Roman" w:cs="Times New Roman"/>
+          <w:sz w:val="24"/>
+          <w:lang w:val="en-US"/>
+        </w:rPr>
+        <w:t>:</w:t>
+      </w:r>
+    </w:p>
+    <w:p>
+      <w:pPr>
+        <w:rPr>
+          <w:rFonts w:ascii="Times New Roman" w:hAnsi="Times New Roman" w:cs="Times New Roman"/>
+          <w:sz w:val="24"/>
+        </w:rPr>
+      </w:pPr>
+      <w:r>
+        <w:rPr>
+          <w:rFonts w:ascii="Times New Roman" w:hAnsi="Times New Roman" w:cs="Times New Roman"/>
+          <w:sz w:val="24"/>
+        </w:rPr>
+        <w:t>Разработана логика регистрации и логина пользователя</w:t>
+      </w:r>
       <w:bookmarkStart w:id="0" w:name="_GoBack"/>
       <w:bookmarkEnd w:id="0"/>
+    </w:p>
+    <w:p>
+      <w:pPr>
+        <w:rPr>
+          <w:rFonts w:ascii="Times New Roman" w:hAnsi="Times New Roman" w:cs="Times New Roman"/>
+          <w:sz w:val="24"/>
+        </w:rPr>
+      </w:pPr>
+    </w:p>
+    <w:p>
+      <w:pPr>
+        <w:rPr>
+          <w:rFonts w:ascii="Times New Roman" w:hAnsi="Times New Roman" w:cs="Times New Roman"/>
+          <w:sz w:val="24"/>
+        </w:rPr>
+      </w:pPr>
     </w:p>
     <w:sectPr>
       <w:pgSz w:w="23811" w:h="16838" w:orient="landscape" w:code="8"/>
@@ -1307,7 +1759,7 @@
 </file>
 
 <file path=customXml/itemProps1.xml><?xml version="1.0" encoding="utf-8"?>
-<ds:datastoreItem xmlns:ds="http://schemas.openxmlformats.org/officeDocument/2006/customXml" ds:itemID="{1D276268-C833-45D7-8CD7-BD10EDB7267D}">
+<ds:datastoreItem xmlns:ds="http://schemas.openxmlformats.org/officeDocument/2006/customXml" ds:itemID="{E52C5F38-8161-48BB-B684-34E2A40D9268}">
   <ds:schemaRefs>
     <ds:schemaRef ds:uri="http://schemas.openxmlformats.org/officeDocument/2006/bibliography"/>
   </ds:schemaRefs>

--- a/LabWork1/lab1.docx
+++ b/LabWork1/lab1.docx
@@ -1021,6 +1021,54 @@
         </w:rPr>
         <w:t>Разработана логика регистрации и логина пользователя</w:t>
       </w:r>
+      <w:r>
+        <w:rPr>
+          <w:rFonts w:ascii="Times New Roman" w:hAnsi="Times New Roman" w:cs="Times New Roman"/>
+          <w:sz w:val="24"/>
+        </w:rPr>
+        <w:t>.</w:t>
+      </w:r>
+    </w:p>
+    <w:p>
+      <w:pPr>
+        <w:rPr>
+          <w:rFonts w:ascii="Times New Roman" w:hAnsi="Times New Roman" w:cs="Times New Roman"/>
+          <w:sz w:val="24"/>
+        </w:rPr>
+      </w:pPr>
+      <w:r>
+        <w:rPr>
+          <w:rFonts w:ascii="Times New Roman" w:hAnsi="Times New Roman" w:cs="Times New Roman"/>
+          <w:sz w:val="24"/>
+        </w:rPr>
+        <w:t>5.3</w:t>
+      </w:r>
+    </w:p>
+    <w:p>
+      <w:pPr>
+        <w:rPr>
+          <w:rFonts w:ascii="Times New Roman" w:hAnsi="Times New Roman" w:cs="Times New Roman"/>
+          <w:sz w:val="24"/>
+          <w:lang w:val="en-US"/>
+        </w:rPr>
+      </w:pPr>
+    </w:p>
+    <w:p>
+      <w:pPr>
+        <w:rPr>
+          <w:rFonts w:ascii="Times New Roman" w:hAnsi="Times New Roman" w:cs="Times New Roman"/>
+          <w:sz w:val="24"/>
+          <w:lang w:val="en-US"/>
+        </w:rPr>
+      </w:pPr>
+      <w:r>
+        <w:rPr>
+          <w:rFonts w:ascii="Times New Roman" w:hAnsi="Times New Roman" w:cs="Times New Roman"/>
+          <w:sz w:val="24"/>
+          <w:lang w:val="en-US"/>
+        </w:rPr>
+        <w:t>5.4</w:t>
+      </w:r>
       <w:bookmarkStart w:id="0" w:name="_GoBack"/>
       <w:bookmarkEnd w:id="0"/>
     </w:p>
@@ -1029,6 +1077,7 @@
         <w:rPr>
           <w:rFonts w:ascii="Times New Roman" w:hAnsi="Times New Roman" w:cs="Times New Roman"/>
           <w:sz w:val="24"/>
+          <w:lang w:val="en-US"/>
         </w:rPr>
       </w:pPr>
     </w:p>
@@ -1759,7 +1808,7 @@
 </file>
 
 <file path=customXml/itemProps1.xml><?xml version="1.0" encoding="utf-8"?>
-<ds:datastoreItem xmlns:ds="http://schemas.openxmlformats.org/officeDocument/2006/customXml" ds:itemID="{E52C5F38-8161-48BB-B684-34E2A40D9268}">
+<ds:datastoreItem xmlns:ds="http://schemas.openxmlformats.org/officeDocument/2006/customXml" ds:itemID="{5BB7F629-96F7-43B9-92A0-354925ED85EA}">
   <ds:schemaRefs>
     <ds:schemaRef ds:uri="http://schemas.openxmlformats.org/officeDocument/2006/bibliography"/>
   </ds:schemaRefs>
